--- a/files/CV_Lukhanin.docx
+++ b/files/CV_Lukhanin.docx
@@ -1683,19 +1683,7 @@
           <w:szCs w:val="20"/>
           <w:lang w:val="en-US"/>
         </w:rPr>
-        <w:t xml:space="preserve">Developed real-time dashboards with complex data visualizations </w:t>
-      </w:r>
-      <w:bookmarkStart w:id="0" w:name="_GoBack"/>
-      <w:bookmarkEnd w:id="0"/>
-      <w:r>
-        <w:rPr>
-          <w:rFonts w:ascii="Open Sans Light" w:hAnsi="Open Sans Light" w:cs="Open Sans Light"/>
-          <w:noProof/>
-          <w:sz w:val="20"/>
-          <w:szCs w:val="20"/>
-          <w:lang w:val="en-US"/>
-        </w:rPr>
-        <w:t xml:space="preserve">using </w:t>
+        <w:t xml:space="preserve">Developed real-time dashboards with complex data visualizations using </w:t>
       </w:r>
       <w:r>
         <w:rPr>
@@ -2556,6 +2544,17 @@
         </w:rPr>
         <w:t>Vite, HTML5, CSS3/SCSS, Responsive Design</w:t>
       </w:r>
+      <w:r>
+        <w:rPr>
+          <w:rFonts w:ascii="Open Sans Light" w:hAnsi="Open Sans Light" w:cs="Open Sans Light"/>
+          <w:noProof/>
+          <w:color w:val="000000" w:themeColor="text1"/>
+          <w:sz w:val="20"/>
+          <w:szCs w:val="20"/>
+          <w:lang w:val="en-US"/>
+        </w:rPr>
+        <w:t>, LTR to RTL, i18n, Apexcharts, Recharts</w:t>
+      </w:r>
     </w:p>
     <w:p>
       <w:pPr>
@@ -2596,7 +2595,7 @@
           <w:szCs w:val="20"/>
           <w:lang w:val="en-US"/>
         </w:rPr>
-        <w:t>: .NET 8, ASP.NET Core,</w:t>
+        <w:t>: .NET 8, ASP.NET Core</w:t>
       </w:r>
       <w:r>
         <w:rPr>
@@ -2607,7 +2606,7 @@
           <w:szCs w:val="20"/>
           <w:lang w:val="en-US"/>
         </w:rPr>
-        <w:t xml:space="preserve"> MS SQL,</w:t>
+        <w:t xml:space="preserve">, </w:t>
       </w:r>
       <w:r>
         <w:rPr>
@@ -2618,7 +2617,7 @@
           <w:szCs w:val="20"/>
           <w:lang w:val="en-US"/>
         </w:rPr>
-        <w:t xml:space="preserve"> </w:t>
+        <w:t>Entity Framework, LINQ, RESTful APIs, JWT &amp; Auth systems</w:t>
       </w:r>
       <w:r>
         <w:rPr>
@@ -2629,7 +2628,7 @@
           <w:szCs w:val="20"/>
           <w:lang w:val="en-US"/>
         </w:rPr>
-        <w:t xml:space="preserve">Redis, </w:t>
+        <w:t>, WebSockets</w:t>
       </w:r>
       <w:r>
         <w:rPr>
@@ -2640,18 +2639,7 @@
           <w:szCs w:val="20"/>
           <w:lang w:val="en-US"/>
         </w:rPr>
-        <w:t>Entity Framework, LINQ, RESTful APIs, JWT &amp; Auth systems</w:t>
-      </w:r>
-      <w:r>
-        <w:rPr>
-          <w:rFonts w:ascii="Open Sans Light" w:hAnsi="Open Sans Light" w:cs="Open Sans Light"/>
-          <w:noProof/>
-          <w:color w:val="000000" w:themeColor="text1"/>
-          <w:sz w:val="20"/>
-          <w:szCs w:val="20"/>
-          <w:lang w:val="en-US"/>
-        </w:rPr>
-        <w:t>, WebSockets</w:t>
+        <w:t>, xUnit, Moq</w:t>
       </w:r>
     </w:p>
     <w:p>
@@ -3355,13 +3343,13 @@
         <mc:AlternateContent>
           <mc:Choice Requires="wps">
             <w:drawing>
-              <wp:anchor distT="0" distB="0" distL="114300" distR="114300" simplePos="0" relativeHeight="251699200" behindDoc="1" locked="0" layoutInCell="1" allowOverlap="1" wp14:anchorId="7406FC98" wp14:editId="7523E31C">
+              <wp:anchor distT="0" distB="0" distL="114300" distR="114300" simplePos="0" relativeHeight="251699200" behindDoc="1" locked="0" layoutInCell="1" allowOverlap="1" wp14:anchorId="7406FC98" wp14:editId="362F912E">
                 <wp:simplePos x="0" y="0"/>
-                <wp:positionH relativeFrom="column">
-                  <wp:posOffset>0</wp:posOffset>
+                <wp:positionH relativeFrom="margin">
+                  <wp:align>left</wp:align>
                 </wp:positionH>
                 <wp:positionV relativeFrom="paragraph">
-                  <wp:posOffset>635</wp:posOffset>
+                  <wp:posOffset>11210</wp:posOffset>
                 </wp:positionV>
                 <wp:extent cx="7858760" cy="367665"/>
                 <wp:effectExtent l="0" t="0" r="8890" b="0"/>
@@ -3446,7 +3434,7 @@
           </mc:Choice>
           <mc:Fallback>
             <w:pict>
-              <v:rect w14:anchorId="7406FC98" id="Rectangle 24" o:spid="_x0000_s1029" style="position:absolute;left:0;text-align:left;margin-left:0;margin-top:.05pt;width:618.8pt;height:28.95pt;z-index:-251617280;visibility:visible;mso-wrap-style:square;mso-wrap-distance-left:9pt;mso-wrap-distance-top:0;mso-wrap-distance-right:9pt;mso-wrap-distance-bottom:0;mso-position-horizontal:absolute;mso-position-horizontal-relative:text;mso-position-vertical:absolute;mso-position-vertical-relative:text;v-text-anchor:middle" o:gfxdata="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" fillcolor="#4472c4 [3204]" stroked="f" strokeweight="1pt">
+              <v:rect w14:anchorId="7406FC98" id="Rectangle 24" o:spid="_x0000_s1029" style="position:absolute;left:0;text-align:left;margin-left:0;margin-top:.9pt;width:618.8pt;height:28.95pt;z-index:-251617280;visibility:visible;mso-wrap-style:square;mso-wrap-distance-left:9pt;mso-wrap-distance-top:0;mso-wrap-distance-right:9pt;mso-wrap-distance-bottom:0;mso-position-horizontal:left;mso-position-horizontal-relative:margin;mso-position-vertical:absolute;mso-position-vertical-relative:text;v-text-anchor:middle" o:gfxdata="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" fillcolor="#4472c4 [3204]" stroked="f" strokeweight="1pt">
                 <v:textbox inset=",0,,0">
                   <w:txbxContent>
                     <w:p>
@@ -3471,8 +3459,230 @@
                     </w:p>
                   </w:txbxContent>
                 </v:textbox>
-                <w10:wrap type="tight"/>
+                <w10:wrap type="tight" anchorx="margin"/>
               </v:rect>
+            </w:pict>
+          </mc:Fallback>
+        </mc:AlternateContent>
+      </w:r>
+      <w:r>
+        <w:rPr>
+          <w:rFonts w:ascii="Open Sans Light" w:hAnsi="Open Sans Light" w:cs="Open Sans Light"/>
+          <w:noProof/>
+          <w:color w:val="0A66C2"/>
+          <w:sz w:val="24"/>
+          <w:szCs w:val="24"/>
+          <w:lang w:val="en-US"/>
+        </w:rPr>
+        <w:t>ANTHROPIC ACADEMY</w:t>
+      </w:r>
+      <w:r>
+        <w:rPr>
+          <w:rFonts w:ascii="Open Sans Light" w:hAnsi="Open Sans Light" w:cs="Open Sans Light"/>
+          <w:noProof/>
+          <w:color w:val="0A66C2"/>
+          <w:sz w:val="24"/>
+          <w:szCs w:val="24"/>
+          <w:lang w:val="en-US"/>
+        </w:rPr>
+        <w:tab/>
+      </w:r>
+      <w:r>
+        <w:rPr>
+          <w:rFonts w:ascii="Open Sans Light" w:hAnsi="Open Sans Light" w:cs="Open Sans Light"/>
+          <w:noProof/>
+          <w:color w:val="0A66C2"/>
+          <w:sz w:val="24"/>
+          <w:szCs w:val="24"/>
+          <w:lang w:val="en-US"/>
+        </w:rPr>
+        <w:tab/>
+      </w:r>
+      <w:r>
+        <w:rPr>
+          <w:rFonts w:ascii="Open Sans Light" w:hAnsi="Open Sans Light" w:cs="Open Sans Light"/>
+          <w:noProof/>
+          <w:color w:val="0A66C2"/>
+          <w:sz w:val="24"/>
+          <w:szCs w:val="24"/>
+          <w:lang w:val="en-US"/>
+        </w:rPr>
+        <w:tab/>
+      </w:r>
+      <w:r>
+        <w:rPr>
+          <w:rFonts w:ascii="Open Sans Light" w:hAnsi="Open Sans Light" w:cs="Open Sans Light"/>
+          <w:noProof/>
+          <w:color w:val="0A66C2"/>
+          <w:sz w:val="24"/>
+          <w:szCs w:val="24"/>
+          <w:lang w:val="en-US"/>
+        </w:rPr>
+        <w:tab/>
+      </w:r>
+      <w:r>
+        <w:rPr>
+          <w:rFonts w:ascii="Open Sans Light" w:hAnsi="Open Sans Light" w:cs="Open Sans Light"/>
+          <w:noProof/>
+          <w:color w:val="0A66C2"/>
+          <w:sz w:val="28"/>
+          <w:szCs w:val="28"/>
+          <w:lang w:val="en-US"/>
+        </w:rPr>
+        <w:tab/>
+      </w:r>
+      <w:r>
+        <w:rPr>
+          <w:rFonts w:ascii="Open Sans Light" w:hAnsi="Open Sans Light" w:cs="Open Sans Light"/>
+          <w:noProof/>
+          <w:color w:val="0A66C2"/>
+          <w:sz w:val="28"/>
+          <w:szCs w:val="28"/>
+          <w:lang w:val="en-US"/>
+        </w:rPr>
+        <w:tab/>
+      </w:r>
+      <w:r>
+        <w:rPr>
+          <w:rFonts w:ascii="Open Sans Light" w:hAnsi="Open Sans Light" w:cs="Open Sans Light"/>
+          <w:noProof/>
+          <w:color w:val="0A66C2"/>
+          <w:sz w:val="28"/>
+          <w:szCs w:val="28"/>
+          <w:lang w:val="en-US"/>
+        </w:rPr>
+        <w:tab/>
+      </w:r>
+      <w:r>
+        <w:rPr>
+          <w:rFonts w:ascii="Open Sans Light" w:hAnsi="Open Sans Light" w:cs="Open Sans Light"/>
+          <w:i/>
+          <w:iCs/>
+          <w:noProof/>
+          <w:sz w:val="20"/>
+          <w:szCs w:val="20"/>
+          <w:lang w:val="en-US"/>
+        </w:rPr>
+        <w:t>April, 2026</w:t>
+      </w:r>
+      <w:r>
+        <w:rPr>
+          <w:rFonts w:ascii="Open Sans Light" w:hAnsi="Open Sans Light" w:cs="Open Sans Light"/>
+          <w:i/>
+          <w:iCs/>
+          <w:noProof/>
+          <w:sz w:val="20"/>
+          <w:szCs w:val="20"/>
+          <w:lang w:val="en-US"/>
+        </w:rPr>
+        <w:t>, Kharkiv, Ukraine</w:t>
+      </w:r>
+    </w:p>
+    <w:p>
+      <w:pPr>
+        <w:spacing w:after="0"/>
+        <w:ind w:left="709" w:right="991"/>
+        <w:rPr>
+          <w:rFonts w:ascii="Open Sans Light" w:hAnsi="Open Sans Light" w:cs="Open Sans Light"/>
+          <w:noProof/>
+          <w:sz w:val="18"/>
+          <w:szCs w:val="18"/>
+          <w:lang w:val="en-US"/>
+        </w:rPr>
+      </w:pPr>
+      <w:r>
+        <w:rPr>
+          <w:rFonts w:ascii="Open Sans Light" w:hAnsi="Open Sans Light" w:cs="Open Sans Light"/>
+          <w:noProof/>
+          <w:sz w:val="18"/>
+          <w:szCs w:val="18"/>
+          <w:lang w:val="en-US"/>
+        </w:rPr>
+        <w:t>CLAUDE CODE 101 course</w:t>
+      </w:r>
+    </w:p>
+    <w:p>
+      <w:pPr>
+        <w:spacing w:after="0"/>
+        <w:ind w:left="709"/>
+        <w:rPr>
+          <w:rFonts w:ascii="Open Sans Light" w:hAnsi="Open Sans Light" w:cs="Open Sans Light"/>
+          <w:i/>
+          <w:iCs/>
+          <w:noProof/>
+          <w:sz w:val="20"/>
+          <w:szCs w:val="20"/>
+          <w:lang w:val="en-US"/>
+        </w:rPr>
+      </w:pPr>
+      <w:bookmarkStart w:id="0" w:name="_GoBack"/>
+      <w:bookmarkEnd w:id="0"/>
+      <w:r>
+        <w:rPr>
+          <w:rFonts w:ascii="Open Sans Light" w:hAnsi="Open Sans Light" w:cs="Open Sans Light"/>
+          <w:noProof/>
+          <w:sz w:val="18"/>
+          <w:szCs w:val="18"/>
+          <w:lang w:val="en-US"/>
+        </w:rPr>
+        <mc:AlternateContent>
+          <mc:Choice Requires="wps">
+            <w:drawing>
+              <wp:anchor distT="0" distB="0" distL="114300" distR="114300" simplePos="0" relativeHeight="251703296" behindDoc="0" locked="0" layoutInCell="1" allowOverlap="1" wp14:anchorId="5ABDB366" wp14:editId="1CDD9109">
+                <wp:simplePos x="0" y="0"/>
+                <wp:positionH relativeFrom="column">
+                  <wp:posOffset>445135</wp:posOffset>
+                </wp:positionH>
+                <wp:positionV relativeFrom="paragraph">
+                  <wp:posOffset>9525</wp:posOffset>
+                </wp:positionV>
+                <wp:extent cx="6814820" cy="0"/>
+                <wp:effectExtent l="0" t="0" r="0" b="0"/>
+                <wp:wrapNone/>
+                <wp:docPr id="4" name="Straight Connector 4"/>
+                <wp:cNvGraphicFramePr/>
+                <a:graphic xmlns:a="http://schemas.openxmlformats.org/drawingml/2006/main">
+                  <a:graphicData uri="http://schemas.microsoft.com/office/word/2010/wordprocessingShape">
+                    <wps:wsp>
+                      <wps:cNvCnPr/>
+                      <wps:spPr>
+                        <a:xfrm>
+                          <a:off x="0" y="0"/>
+                          <a:ext cx="6814820" cy="0"/>
+                        </a:xfrm>
+                        <a:prstGeom prst="line">
+                          <a:avLst/>
+                        </a:prstGeom>
+                      </wps:spPr>
+                      <wps:style>
+                        <a:lnRef idx="1">
+                          <a:schemeClr val="accent1"/>
+                        </a:lnRef>
+                        <a:fillRef idx="0">
+                          <a:schemeClr val="accent1"/>
+                        </a:fillRef>
+                        <a:effectRef idx="0">
+                          <a:schemeClr val="accent1"/>
+                        </a:effectRef>
+                        <a:fontRef idx="minor">
+                          <a:schemeClr val="tx1"/>
+                        </a:fontRef>
+                      </wps:style>
+                      <wps:bodyPr/>
+                    </wps:wsp>
+                  </a:graphicData>
+                </a:graphic>
+                <wp14:sizeRelH relativeFrom="margin">
+                  <wp14:pctWidth>0</wp14:pctWidth>
+                </wp14:sizeRelH>
+              </wp:anchor>
+            </w:drawing>
+          </mc:Choice>
+          <mc:Fallback>
+            <w:pict>
+              <v:line w14:anchorId="324D2C64" id="Straight Connector 4" o:spid="_x0000_s1026" style="position:absolute;z-index:251703296;visibility:visible;mso-wrap-style:square;mso-width-percent:0;mso-wrap-distance-left:9pt;mso-wrap-distance-top:0;mso-wrap-distance-right:9pt;mso-wrap-distance-bottom:0;mso-position-horizontal:absolute;mso-position-horizontal-relative:text;mso-position-vertical:absolute;mso-position-vertical-relative:text;mso-width-percent:0;mso-width-relative:margin" from="35.05pt,.75pt" to="571.65pt,.75pt" o:gfxdata="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" strokecolor="#4472c4 [3204]" strokeweight=".5pt">
+                <v:stroke joinstyle="miter"/>
+              </v:line>
             </w:pict>
           </mc:Fallback>
         </mc:AlternateContent>
@@ -4433,7 +4643,7 @@
                               <w:szCs w:val="16"/>
                               <w:lang w:val="en-US"/>
                             </w:rPr>
-                            <w:t>14 April 2026</w:t>
+                            <w:t>13 May 2026</w:t>
                           </w:r>
                           <w:r>
                             <w:rPr>
@@ -4533,7 +4743,7 @@
                         <w:szCs w:val="16"/>
                         <w:lang w:val="en-US"/>
                       </w:rPr>
-                      <w:t>14 April 2026</w:t>
+                      <w:t>13 May 2026</w:t>
                     </w:r>
                     <w:r>
                       <w:rPr>
@@ -4761,14 +4971,14 @@
         <v:path o:extrusionok="f" gradientshapeok="t" o:connecttype="rect"/>
         <o:lock v:ext="edit" aspectratio="t"/>
       </v:shapetype>
-      <v:shape id="_x0000_i1078" type="#_x0000_t75" style="width:13.15pt;height:13.15pt;visibility:visible" o:gfxdata="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" o:bullet="t">
+      <v:shape id="_x0000_i1034" type="#_x0000_t75" style="width:13.15pt;height:13.15pt;visibility:visible" o:gfxdata="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" o:bullet="t">
         <v:imagedata r:id="rId1" o:title="" cropbottom="-1179f" cropright="-1179f"/>
       </v:shape>
     </w:pict>
   </w:numPicBullet>
   <w:numPicBullet w:numPicBulletId="1">
     <w:pict>
-      <v:shape id="_x0000_i1079" type="#_x0000_t75" style="width:19.4pt;height:16.9pt;visibility:visible" o:gfxdata="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" o:bullet="t">
+      <v:shape id="_x0000_i1035" type="#_x0000_t75" style="width:19.4pt;height:16.9pt;visibility:visible" o:gfxdata="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" o:bullet="t">
         <v:imagedata r:id="rId2" o:title="" cropbottom="-780f"/>
       </v:shape>
     </w:pict>

--- a/files/CV_Lukhanin.docx
+++ b/files/CV_Lukhanin.docx
@@ -2306,30 +2306,420 @@
           <w:szCs w:val="20"/>
           <w:lang w:val="en-US"/>
         </w:rPr>
-        <w:t>Focused on building responsive UIs and state management logic, laying the foundation for professional transition into the React ecosystem.</w:t>
-      </w:r>
-    </w:p>
-    <w:p>
-      <w:pPr>
-        <w:spacing w:after="0"/>
-        <w:rPr>
-          <w:rFonts w:ascii="Open Sans Light" w:hAnsi="Open Sans Light" w:cs="Open Sans Light"/>
-          <w:noProof/>
-          <w:lang w:val="en-US"/>
-        </w:rPr>
-      </w:pPr>
-      <w:r>
-        <w:rPr>
-          <w:rFonts w:ascii="Open Sans Light" w:hAnsi="Open Sans Light" w:cs="Open Sans Light"/>
-          <w:noProof/>
-          <w:lang w:val="en-US"/>
-        </w:rPr>
         <mc:AlternateContent>
           <mc:Choice Requires="wps">
             <w:drawing>
-              <wp:inline distT="0" distB="0" distL="0" distR="0" wp14:anchorId="0C68FBD7" wp14:editId="6D7EB1FB">
-                <wp:extent cx="7560310" cy="374072"/>
-                <wp:effectExtent l="0" t="0" r="2540" b="6985"/>
+              <wp:anchor distT="0" distB="0" distL="114300" distR="114300" simplePos="0" relativeHeight="251705344" behindDoc="0" locked="0" layoutInCell="1" allowOverlap="1" wp14:anchorId="64C1B31C" wp14:editId="09B2CD8F">
+                <wp:simplePos x="0" y="0"/>
+                <wp:positionH relativeFrom="margin">
+                  <wp:align>center</wp:align>
+                </wp:positionH>
+                <wp:positionV relativeFrom="paragraph">
+                  <wp:posOffset>391519</wp:posOffset>
+                </wp:positionV>
+                <wp:extent cx="6667500" cy="0"/>
+                <wp:effectExtent l="0" t="0" r="0" b="0"/>
+                <wp:wrapNone/>
+                <wp:docPr id="5" name="Straight Connector 5"/>
+                <wp:cNvGraphicFramePr/>
+                <a:graphic xmlns:a="http://schemas.openxmlformats.org/drawingml/2006/main">
+                  <a:graphicData uri="http://schemas.microsoft.com/office/word/2010/wordprocessingShape">
+                    <wps:wsp>
+                      <wps:cNvCnPr/>
+                      <wps:spPr>
+                        <a:xfrm>
+                          <a:off x="0" y="0"/>
+                          <a:ext cx="6667500" cy="0"/>
+                        </a:xfrm>
+                        <a:prstGeom prst="line">
+                          <a:avLst/>
+                        </a:prstGeom>
+                      </wps:spPr>
+                      <wps:style>
+                        <a:lnRef idx="1">
+                          <a:schemeClr val="accent1"/>
+                        </a:lnRef>
+                        <a:fillRef idx="0">
+                          <a:schemeClr val="accent1"/>
+                        </a:fillRef>
+                        <a:effectRef idx="0">
+                          <a:schemeClr val="accent1"/>
+                        </a:effectRef>
+                        <a:fontRef idx="minor">
+                          <a:schemeClr val="tx1"/>
+                        </a:fontRef>
+                      </wps:style>
+                      <wps:bodyPr/>
+                    </wps:wsp>
+                  </a:graphicData>
+                </a:graphic>
+                <wp14:sizeRelH relativeFrom="margin">
+                  <wp14:pctWidth>0</wp14:pctWidth>
+                </wp14:sizeRelH>
+              </wp:anchor>
+            </w:drawing>
+          </mc:Choice>
+          <mc:Fallback>
+            <w:pict>
+              <v:line w14:anchorId="19A45FFD" id="Straight Connector 5" o:spid="_x0000_s1026" style="position:absolute;z-index:251705344;visibility:visible;mso-wrap-style:square;mso-width-percent:0;mso-wrap-distance-left:9pt;mso-wrap-distance-top:0;mso-wrap-distance-right:9pt;mso-wrap-distance-bottom:0;mso-position-horizontal:center;mso-position-horizontal-relative:margin;mso-position-vertical:absolute;mso-position-vertical-relative:text;mso-width-percent:0;mso-width-relative:margin" from="0,30.85pt" to="525pt,30.85pt" o:gfxdata="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" strokecolor="#4472c4 [3204]" strokeweight=".5pt">
+                <v:stroke joinstyle="miter"/>
+                <w10:wrap anchorx="margin"/>
+              </v:line>
+            </w:pict>
+          </mc:Fallback>
+        </mc:AlternateContent>
+      </w:r>
+      <w:r>
+        <w:rPr>
+          <w:rFonts w:ascii="Open Sans Light" w:hAnsi="Open Sans Light" w:cs="Open Sans Light"/>
+          <w:noProof/>
+          <w:sz w:val="20"/>
+          <w:szCs w:val="20"/>
+          <w:lang w:val="en-US"/>
+        </w:rPr>
+        <w:t>Focused on building responsive UIs and state management logic, laying the foundation for professional transition into the React ecosystem.</w:t>
+      </w:r>
+    </w:p>
+    <w:tbl>
+      <w:tblPr>
+        <w:tblStyle w:val="TableGrid"/>
+        <w:tblW w:w="0" w:type="auto"/>
+        <w:tblInd w:w="709" w:type="dxa"/>
+        <w:tblBorders>
+          <w:top w:val="none" w:sz="0" w:space="0" w:color="auto"/>
+          <w:left w:val="none" w:sz="0" w:space="0" w:color="auto"/>
+          <w:bottom w:val="none" w:sz="0" w:space="0" w:color="auto"/>
+          <w:right w:val="none" w:sz="0" w:space="0" w:color="auto"/>
+          <w:insideH w:val="none" w:sz="0" w:space="0" w:color="auto"/>
+          <w:insideV w:val="none" w:sz="0" w:space="0" w:color="auto"/>
+        </w:tblBorders>
+        <w:tblLook w:val="04A0" w:firstRow="1" w:lastRow="0" w:firstColumn="1" w:lastColumn="0" w:noHBand="0" w:noVBand="1"/>
+      </w:tblPr>
+      <w:tblGrid>
+        <w:gridCol w:w="6095"/>
+        <w:gridCol w:w="4395"/>
+      </w:tblGrid>
+      <w:tr>
+        <w:tc>
+          <w:tcPr>
+            <w:tcW w:w="6095" w:type="dxa"/>
+          </w:tcPr>
+          <w:p>
+            <w:pPr>
+              <w:ind w:left="-107"/>
+              <w:rPr>
+                <w:rFonts w:ascii="Open Sans Light" w:hAnsi="Open Sans Light" w:cs="Open Sans Light"/>
+                <w:i/>
+                <w:iCs/>
+                <w:noProof/>
+                <w:sz w:val="20"/>
+                <w:szCs w:val="20"/>
+                <w:lang w:val="en-US"/>
+              </w:rPr>
+            </w:pPr>
+            <w:r>
+              <w:rPr>
+                <w:rFonts w:ascii="Open Sans Light" w:hAnsi="Open Sans Light" w:cs="Open Sans Light"/>
+                <w:noProof/>
+                <w:color w:val="0A66C2"/>
+                <w:sz w:val="24"/>
+                <w:szCs w:val="24"/>
+                <w:lang w:val="en-US"/>
+              </w:rPr>
+              <w:t>Biopromin ltd</w:t>
+            </w:r>
+            <w:r>
+              <w:rPr>
+                <w:rFonts w:ascii="Open Sans Light" w:hAnsi="Open Sans Light" w:cs="Open Sans Light"/>
+                <w:noProof/>
+                <w:color w:val="0A66C2"/>
+                <w:sz w:val="24"/>
+                <w:szCs w:val="24"/>
+                <w:lang w:val="en-US"/>
+              </w:rPr>
+              <w:t xml:space="preserve"> - </w:t>
+            </w:r>
+            <w:r>
+              <w:rPr>
+                <w:rFonts w:ascii="Open Sans Light" w:hAnsi="Open Sans Light" w:cs="Open Sans Light"/>
+                <w:i/>
+                <w:iCs/>
+                <w:noProof/>
+                <w:color w:val="0A66C2"/>
+                <w:sz w:val="24"/>
+                <w:szCs w:val="24"/>
+                <w:lang w:val="en-US"/>
+              </w:rPr>
+              <w:t>Chief Technology Officer</w:t>
+            </w:r>
+            <w:r>
+              <w:rPr>
+                <w:rFonts w:ascii="Open Sans Light" w:hAnsi="Open Sans Light" w:cs="Open Sans Light"/>
+                <w:i/>
+                <w:iCs/>
+                <w:noProof/>
+                <w:color w:val="0A66C2"/>
+                <w:sz w:val="24"/>
+                <w:szCs w:val="24"/>
+                <w:lang w:val="en-US"/>
+              </w:rPr>
+              <w:t xml:space="preserve"> </w:t>
+            </w:r>
+            <w:r>
+              <w:rPr>
+                <w:rFonts w:ascii="Open Sans Light" w:hAnsi="Open Sans Light" w:cs="Open Sans Light"/>
+                <w:i/>
+                <w:iCs/>
+                <w:noProof/>
+                <w:color w:val="0A66C2"/>
+                <w:sz w:val="24"/>
+                <w:szCs w:val="24"/>
+                <w:lang w:val="en-US"/>
+              </w:rPr>
+              <w:t xml:space="preserve">/ </w:t>
+            </w:r>
+            <w:r>
+              <w:rPr>
+                <w:rFonts w:ascii="Open Sans Light" w:hAnsi="Open Sans Light" w:cs="Open Sans Light"/>
+                <w:i/>
+                <w:iCs/>
+                <w:noProof/>
+                <w:color w:val="0A66C2"/>
+                <w:sz w:val="24"/>
+                <w:szCs w:val="24"/>
+                <w:lang w:val="en-US"/>
+              </w:rPr>
+              <w:t>Quality Manager</w:t>
+            </w:r>
+          </w:p>
+        </w:tc>
+        <w:tc>
+          <w:tcPr>
+            <w:tcW w:w="4395" w:type="dxa"/>
+            <w:vAlign w:val="center"/>
+          </w:tcPr>
+          <w:p>
+            <w:pPr>
+              <w:ind w:left="-112"/>
+              <w:jc w:val="right"/>
+              <w:rPr>
+                <w:rFonts w:ascii="Open Sans Light" w:hAnsi="Open Sans Light" w:cs="Open Sans Light"/>
+                <w:i/>
+                <w:iCs/>
+                <w:noProof/>
+                <w:sz w:val="20"/>
+                <w:szCs w:val="20"/>
+                <w:lang w:val="en-US"/>
+              </w:rPr>
+            </w:pPr>
+            <w:r>
+              <w:rPr>
+                <w:rFonts w:ascii="Open Sans Light" w:hAnsi="Open Sans Light" w:cs="Open Sans Light"/>
+                <w:i/>
+                <w:iCs/>
+                <w:noProof/>
+                <w:sz w:val="20"/>
+                <w:szCs w:val="20"/>
+                <w:lang w:val="en-US"/>
+              </w:rPr>
+              <w:t>November</w:t>
+            </w:r>
+            <w:r>
+              <w:rPr>
+                <w:rFonts w:ascii="Open Sans Light" w:hAnsi="Open Sans Light" w:cs="Open Sans Light"/>
+                <w:i/>
+                <w:iCs/>
+                <w:noProof/>
+                <w:sz w:val="20"/>
+                <w:szCs w:val="20"/>
+                <w:lang w:val="en-US"/>
+              </w:rPr>
+              <w:t xml:space="preserve"> 20</w:t>
+            </w:r>
+            <w:r>
+              <w:rPr>
+                <w:rFonts w:ascii="Open Sans Light" w:hAnsi="Open Sans Light" w:cs="Open Sans Light"/>
+                <w:i/>
+                <w:iCs/>
+                <w:noProof/>
+                <w:sz w:val="20"/>
+                <w:szCs w:val="20"/>
+                <w:lang w:val="en-US"/>
+              </w:rPr>
+              <w:t>06</w:t>
+            </w:r>
+            <w:r>
+              <w:rPr>
+                <w:rFonts w:ascii="Open Sans Light" w:hAnsi="Open Sans Light" w:cs="Open Sans Light"/>
+                <w:i/>
+                <w:iCs/>
+                <w:noProof/>
+                <w:sz w:val="20"/>
+                <w:szCs w:val="20"/>
+                <w:lang w:val="en-US"/>
+              </w:rPr>
+              <w:t xml:space="preserve"> – December 2020, Kharkiv, Ukraine</w:t>
+            </w:r>
+          </w:p>
+        </w:tc>
+      </w:tr>
+    </w:tbl>
+    <w:p>
+      <w:pPr>
+        <w:pStyle w:val="ListParagraph"/>
+        <w:numPr>
+          <w:ilvl w:val="0"/>
+          <w:numId w:val="6"/>
+        </w:numPr>
+        <w:spacing w:after="80" w:line="276" w:lineRule="auto"/>
+        <w:ind w:left="993" w:right="992" w:hanging="284"/>
+        <w:rPr>
+          <w:rFonts w:ascii="Open Sans Light" w:hAnsi="Open Sans Light" w:cs="Open Sans Light"/>
+          <w:noProof/>
+          <w:sz w:val="20"/>
+          <w:szCs w:val="20"/>
+          <w:lang w:val="en-US"/>
+        </w:rPr>
+      </w:pPr>
+      <w:r>
+        <w:rPr>
+          <w:rFonts w:ascii="Open Sans Light" w:hAnsi="Open Sans Light" w:cs="Open Sans Light"/>
+          <w:noProof/>
+          <w:sz w:val="20"/>
+          <w:szCs w:val="20"/>
+          <w:lang w:val="en-US"/>
+        </w:rPr>
+        <w:t>Directed the full development lifecycle of non-invasive medical devices, ensuring strict compliance with international quality standards</w:t>
+      </w:r>
+      <w:r>
+        <w:rPr>
+          <w:rFonts w:ascii="Open Sans Light" w:hAnsi="Open Sans Light" w:cs="Open Sans Light"/>
+          <w:noProof/>
+          <w:sz w:val="20"/>
+          <w:szCs w:val="20"/>
+          <w:lang w:val="en-US"/>
+        </w:rPr>
+        <w:t xml:space="preserve"> (ISO 13485)</w:t>
+      </w:r>
+      <w:r>
+        <w:rPr>
+          <w:rFonts w:ascii="Open Sans Light" w:hAnsi="Open Sans Light" w:cs="Open Sans Light"/>
+          <w:noProof/>
+          <w:sz w:val="20"/>
+          <w:szCs w:val="20"/>
+          <w:lang w:val="en-US"/>
+        </w:rPr>
+        <w:t xml:space="preserve"> and certifications.</w:t>
+      </w:r>
+    </w:p>
+    <w:p>
+      <w:pPr>
+        <w:pStyle w:val="ListParagraph"/>
+        <w:numPr>
+          <w:ilvl w:val="0"/>
+          <w:numId w:val="6"/>
+        </w:numPr>
+        <w:spacing w:after="0" w:line="276" w:lineRule="auto"/>
+        <w:ind w:left="993" w:right="992" w:hanging="284"/>
+        <w:contextualSpacing w:val="0"/>
+        <w:rPr>
+          <w:rFonts w:ascii="Open Sans Light" w:hAnsi="Open Sans Light" w:cs="Open Sans Light"/>
+          <w:noProof/>
+          <w:sz w:val="20"/>
+          <w:szCs w:val="20"/>
+          <w:lang w:val="en-US"/>
+        </w:rPr>
+      </w:pPr>
+      <w:r>
+        <w:rPr>
+          <w:rFonts w:ascii="Open Sans Light" w:hAnsi="Open Sans Light" w:cs="Open Sans Light"/>
+          <w:noProof/>
+          <w:sz w:val="20"/>
+          <w:szCs w:val="20"/>
+          <w:lang w:val="en-US"/>
+        </w:rPr>
+        <w:t>Managed technical documentation, quality control systems, and provided high-level engineering support for complex medical hardware/software integration.</w:t>
+      </w:r>
+    </w:p>
+    <w:p>
+      <w:pPr>
+        <w:pStyle w:val="ListParagraph"/>
+        <w:numPr>
+          <w:ilvl w:val="0"/>
+          <w:numId w:val="6"/>
+        </w:numPr>
+        <w:spacing w:after="0" w:line="276" w:lineRule="auto"/>
+        <w:ind w:left="993" w:right="992" w:hanging="284"/>
+        <w:contextualSpacing w:val="0"/>
+        <w:rPr>
+          <w:rFonts w:ascii="Open Sans Light" w:hAnsi="Open Sans Light" w:cs="Open Sans Light"/>
+          <w:noProof/>
+          <w:sz w:val="20"/>
+          <w:szCs w:val="20"/>
+          <w:lang w:val="en-US"/>
+        </w:rPr>
+      </w:pPr>
+      <w:r>
+        <w:rPr>
+          <w:rFonts w:ascii="Open Sans Light" w:hAnsi="Open Sans Light" w:cs="Open Sans Light"/>
+          <w:noProof/>
+          <w:sz w:val="20"/>
+          <w:szCs w:val="20"/>
+          <w:lang w:val="en-US"/>
+        </w:rPr>
+        <w:t>Assembling electronic devices, programming electrionic devices</w:t>
+      </w:r>
+    </w:p>
+    <w:p>
+      <w:pPr>
+        <w:pStyle w:val="ListParagraph"/>
+        <w:numPr>
+          <w:ilvl w:val="0"/>
+          <w:numId w:val="6"/>
+        </w:numPr>
+        <w:spacing w:after="80" w:line="276" w:lineRule="auto"/>
+        <w:ind w:left="993" w:right="992" w:hanging="284"/>
+        <w:contextualSpacing w:val="0"/>
+        <w:rPr>
+          <w:rFonts w:ascii="Open Sans Light" w:hAnsi="Open Sans Light" w:cs="Open Sans Light"/>
+          <w:noProof/>
+          <w:sz w:val="20"/>
+          <w:szCs w:val="20"/>
+          <w:lang w:val="en-US"/>
+        </w:rPr>
+      </w:pPr>
+      <w:r>
+        <w:rPr>
+          <w:rFonts w:ascii="Open Sans Light" w:hAnsi="Open Sans Light" w:cs="Open Sans Light"/>
+          <w:noProof/>
+          <w:sz w:val="20"/>
+          <w:szCs w:val="20"/>
+          <w:lang w:val="en-US"/>
+        </w:rPr>
+        <w:t>Testing hardware, testing hardware + hi level software connection</w:t>
+      </w:r>
+    </w:p>
+    <w:p>
+      <w:pPr>
+        <w:spacing w:after="0"/>
+        <w:rPr>
+          <w:rFonts w:ascii="Open Sans Light" w:hAnsi="Open Sans Light" w:cs="Open Sans Light"/>
+          <w:noProof/>
+          <w:lang w:val="en-US"/>
+        </w:rPr>
+      </w:pPr>
+      <w:r>
+        <w:rPr>
+          <w:rFonts w:ascii="Open Sans Light" w:hAnsi="Open Sans Light" w:cs="Open Sans Light"/>
+          <w:noProof/>
+          <w:lang w:val="en-US"/>
+        </w:rPr>
+        <mc:AlternateContent>
+          <mc:Choice Requires="wps">
+            <w:drawing>
+              <wp:inline distT="0" distB="0" distL="0" distR="0" wp14:anchorId="0C68FBD7" wp14:editId="0CF2AB51">
+                <wp:extent cx="8298180" cy="374015"/>
+                <wp:effectExtent l="0" t="0" r="7620" b="6985"/>
                 <wp:docPr id="23" name="Rectangle 23"/>
                 <wp:cNvGraphicFramePr/>
                 <a:graphic xmlns:a="http://schemas.openxmlformats.org/drawingml/2006/main">
@@ -2339,7 +2729,7 @@
                       <wps:spPr>
                         <a:xfrm>
                           <a:off x="0" y="0"/>
-                          <a:ext cx="7560310" cy="374072"/>
+                          <a:ext cx="8298180" cy="374015"/>
                         </a:xfrm>
                         <a:prstGeom prst="rect">
                           <a:avLst/>
@@ -2402,7 +2792,7 @@
           </mc:Choice>
           <mc:Fallback>
             <w:pict>
-              <v:rect w14:anchorId="0C68FBD7" id="Rectangle 23" o:spid="_x0000_s1028" style="width:595.3pt;height:29.45pt;visibility:visible;mso-wrap-style:square;mso-left-percent:-10001;mso-top-percent:-10001;mso-position-horizontal:absolute;mso-position-horizontal-relative:char;mso-position-vertical:absolute;mso-position-vertical-relative:line;mso-left-percent:-10001;mso-top-percent:-10001;v-text-anchor:middle" o:gfxdata="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" fillcolor="#4472c4 [3204]" stroked="f" strokeweight="1pt">
+              <v:rect w14:anchorId="0C68FBD7" id="Rectangle 23" o:spid="_x0000_s1028" style="width:653.4pt;height:29.45pt;visibility:visible;mso-wrap-style:square;mso-left-percent:-10001;mso-top-percent:-10001;mso-position-horizontal:absolute;mso-position-horizontal-relative:char;mso-position-vertical:absolute;mso-position-vertical-relative:line;mso-left-percent:-10001;mso-top-percent:-10001;v-text-anchor:middle" o:gfxdata="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" fillcolor="#4472c4 [3204]" stroked="f" strokeweight="1pt">
                 <v:textbox inset=",0,,0">
                   <w:txbxContent>
                     <w:p>
@@ -3172,6 +3562,7 @@
           <w:szCs w:val="24"/>
           <w:lang w:val="en-US"/>
         </w:rPr>
+        <w:lastRenderedPageBreak/>
         <w:t>Soft skills</w:t>
       </w:r>
     </w:p>
@@ -3276,8 +3667,9 @@
         <w:ind w:left="1134"/>
         <w:rPr>
           <w:rFonts w:ascii="Open Sans Light" w:hAnsi="Open Sans Light" w:cs="Open Sans Light"/>
-          <w:noProof/>
-          <w:color w:val="000000" w:themeColor="text1"/>
+          <w:i/>
+          <w:iCs/>
+          <w:noProof/>
           <w:sz w:val="20"/>
           <w:szCs w:val="20"/>
           <w:lang w:val="en-US"/>
@@ -3297,31 +3689,8 @@
     </w:p>
     <w:p>
       <w:pPr>
-        <w:rPr>
-          <w:rFonts w:ascii="Open Sans Light" w:hAnsi="Open Sans Light" w:cs="Open Sans Light"/>
-          <w:noProof/>
-          <w:color w:val="000000" w:themeColor="text1"/>
-          <w:sz w:val="20"/>
-          <w:szCs w:val="20"/>
-          <w:lang w:val="en-US"/>
-        </w:rPr>
-      </w:pPr>
-      <w:r>
-        <w:rPr>
-          <w:rFonts w:ascii="Open Sans Light" w:hAnsi="Open Sans Light" w:cs="Open Sans Light"/>
-          <w:noProof/>
-          <w:color w:val="000000" w:themeColor="text1"/>
-          <w:sz w:val="20"/>
-          <w:szCs w:val="20"/>
-          <w:lang w:val="en-US"/>
-        </w:rPr>
-        <w:br w:type="page"/>
-      </w:r>
-    </w:p>
-    <w:p>
-      <w:pPr>
         <w:spacing w:after="0"/>
-        <w:ind w:left="709"/>
+        <w:ind w:firstLine="720"/>
         <w:rPr>
           <w:rFonts w:ascii="Open Sans Light" w:hAnsi="Open Sans Light" w:cs="Open Sans Light"/>
           <w:i/>
@@ -3334,16 +3703,14 @@
       </w:pPr>
       <w:r>
         <w:rPr>
-          <w:rFonts w:ascii="Open Sans Light" w:hAnsi="Open Sans Light" w:cs="Open Sans Light"/>
           <w:noProof/>
           <w:color w:val="000000" w:themeColor="text1"/>
           <w:lang w:val="en-US"/>
         </w:rPr>
-        <w:lastRenderedPageBreak/>
         <mc:AlternateContent>
           <mc:Choice Requires="wps">
             <w:drawing>
-              <wp:anchor distT="0" distB="0" distL="114300" distR="114300" simplePos="0" relativeHeight="251699200" behindDoc="1" locked="0" layoutInCell="1" allowOverlap="1" wp14:anchorId="7406FC98" wp14:editId="362F912E">
+              <wp:anchor distT="0" distB="0" distL="114300" distR="114300" simplePos="0" relativeHeight="251707392" behindDoc="1" locked="0" layoutInCell="1" allowOverlap="1" wp14:anchorId="2449B706" wp14:editId="3AFF1FD2">
                 <wp:simplePos x="0" y="0"/>
                 <wp:positionH relativeFrom="margin">
                   <wp:align>left</wp:align>
@@ -3434,7 +3801,7 @@
           </mc:Choice>
           <mc:Fallback>
             <w:pict>
-              <v:rect w14:anchorId="7406FC98" id="Rectangle 24" o:spid="_x0000_s1029" style="position:absolute;left:0;text-align:left;margin-left:0;margin-top:.9pt;width:618.8pt;height:28.95pt;z-index:-251617280;visibility:visible;mso-wrap-style:square;mso-wrap-distance-left:9pt;mso-wrap-distance-top:0;mso-wrap-distance-right:9pt;mso-wrap-distance-bottom:0;mso-position-horizontal:left;mso-position-horizontal-relative:margin;mso-position-vertical:absolute;mso-position-vertical-relative:text;v-text-anchor:middle" o:gfxdata="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" fillcolor="#4472c4 [3204]" stroked="f" strokeweight="1pt">
+              <v:rect w14:anchorId="2449B706" id="Rectangle 24" o:spid="_x0000_s1029" style="position:absolute;left:0;text-align:left;margin-left:0;margin-top:.9pt;width:618.8pt;height:28.95pt;z-index:-251609088;visibility:visible;mso-wrap-style:square;mso-wrap-distance-left:9pt;mso-wrap-distance-top:0;mso-wrap-distance-right:9pt;mso-wrap-distance-bottom:0;mso-position-horizontal:left;mso-position-horizontal-relative:margin;mso-position-vertical:absolute;mso-position-vertical-relative:text;v-text-anchor:middle" o:gfxdata="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" fillcolor="#4472c4 [3204]" stroked="f" strokeweight="1pt">
                 <v:textbox inset=",0,,0">
                   <w:txbxContent>
                     <w:p>
@@ -3563,7 +3930,7 @@
           <w:szCs w:val="20"/>
           <w:lang w:val="en-US"/>
         </w:rPr>
-        <w:t>April, 2026</w:t>
+        <w:t>May</w:t>
       </w:r>
       <w:r>
         <w:rPr>
@@ -3575,13 +3942,13 @@
           <w:szCs w:val="20"/>
           <w:lang w:val="en-US"/>
         </w:rPr>
-        <w:t>, Kharkiv, Ukraine</w:t>
+        <w:t>, 2026, Kharkiv, Ukraine</w:t>
       </w:r>
     </w:p>
     <w:p>
       <w:pPr>
         <w:spacing w:after="0"/>
-        <w:ind w:left="709" w:right="991"/>
+        <w:ind w:firstLine="720"/>
         <w:rPr>
           <w:rFonts w:ascii="Open Sans Light" w:hAnsi="Open Sans Light" w:cs="Open Sans Light"/>
           <w:noProof/>
@@ -3598,13 +3965,15 @@
           <w:szCs w:val="18"/>
           <w:lang w:val="en-US"/>
         </w:rPr>
-        <w:t>CLAUDE CODE 101 course</w:t>
-      </w:r>
+        <w:t>Claude Code in Action</w:t>
+      </w:r>
+      <w:bookmarkStart w:id="0" w:name="_GoBack"/>
+      <w:bookmarkEnd w:id="0"/>
     </w:p>
     <w:p>
       <w:pPr>
         <w:spacing w:after="0"/>
-        <w:ind w:left="709"/>
+        <w:ind w:firstLine="720"/>
         <w:rPr>
           <w:rFonts w:ascii="Open Sans Light" w:hAnsi="Open Sans Light" w:cs="Open Sans Light"/>
           <w:i/>
@@ -3615,8 +3984,215 @@
           <w:lang w:val="en-US"/>
         </w:rPr>
       </w:pPr>
-      <w:bookmarkStart w:id="0" w:name="_GoBack"/>
-      <w:bookmarkEnd w:id="0"/>
+      <w:r>
+        <w:rPr>
+          <w:rFonts w:ascii="Open Sans Light" w:hAnsi="Open Sans Light" w:cs="Open Sans Light"/>
+          <w:noProof/>
+          <w:sz w:val="18"/>
+          <w:szCs w:val="18"/>
+          <w:lang w:val="en-US"/>
+        </w:rPr>
+        <mc:AlternateContent>
+          <mc:Choice Requires="wps">
+            <w:drawing>
+              <wp:anchor distT="0" distB="0" distL="114300" distR="114300" simplePos="0" relativeHeight="251709440" behindDoc="0" locked="0" layoutInCell="1" allowOverlap="1" wp14:anchorId="5E629B41" wp14:editId="166FA3D7">
+                <wp:simplePos x="0" y="0"/>
+                <wp:positionH relativeFrom="margin">
+                  <wp:posOffset>452258</wp:posOffset>
+                </wp:positionH>
+                <wp:positionV relativeFrom="paragraph">
+                  <wp:posOffset>7620</wp:posOffset>
+                </wp:positionV>
+                <wp:extent cx="6814820" cy="0"/>
+                <wp:effectExtent l="0" t="0" r="0" b="0"/>
+                <wp:wrapNone/>
+                <wp:docPr id="7" name="Straight Connector 7"/>
+                <wp:cNvGraphicFramePr/>
+                <a:graphic xmlns:a="http://schemas.openxmlformats.org/drawingml/2006/main">
+                  <a:graphicData uri="http://schemas.microsoft.com/office/word/2010/wordprocessingShape">
+                    <wps:wsp>
+                      <wps:cNvCnPr/>
+                      <wps:spPr>
+                        <a:xfrm>
+                          <a:off x="0" y="0"/>
+                          <a:ext cx="6814820" cy="0"/>
+                        </a:xfrm>
+                        <a:prstGeom prst="line">
+                          <a:avLst/>
+                        </a:prstGeom>
+                      </wps:spPr>
+                      <wps:style>
+                        <a:lnRef idx="1">
+                          <a:schemeClr val="accent1"/>
+                        </a:lnRef>
+                        <a:fillRef idx="0">
+                          <a:schemeClr val="accent1"/>
+                        </a:fillRef>
+                        <a:effectRef idx="0">
+                          <a:schemeClr val="accent1"/>
+                        </a:effectRef>
+                        <a:fontRef idx="minor">
+                          <a:schemeClr val="tx1"/>
+                        </a:fontRef>
+                      </wps:style>
+                      <wps:bodyPr/>
+                    </wps:wsp>
+                  </a:graphicData>
+                </a:graphic>
+                <wp14:sizeRelH relativeFrom="margin">
+                  <wp14:pctWidth>0</wp14:pctWidth>
+                </wp14:sizeRelH>
+              </wp:anchor>
+            </w:drawing>
+          </mc:Choice>
+          <mc:Fallback>
+            <w:pict>
+              <v:line w14:anchorId="795F4997" id="Straight Connector 7" o:spid="_x0000_s1026" style="position:absolute;z-index:251709440;visibility:visible;mso-wrap-style:square;mso-width-percent:0;mso-wrap-distance-left:9pt;mso-wrap-distance-top:0;mso-wrap-distance-right:9pt;mso-wrap-distance-bottom:0;mso-position-horizontal:absolute;mso-position-horizontal-relative:margin;mso-position-vertical:absolute;mso-position-vertical-relative:text;mso-width-percent:0;mso-width-relative:margin" from="35.6pt,.6pt" to="572.2pt,.6pt" o:gfxdata="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" strokecolor="#4472c4 [3204]" strokeweight=".5pt">
+                <v:stroke joinstyle="miter"/>
+                <w10:wrap anchorx="margin"/>
+              </v:line>
+            </w:pict>
+          </mc:Fallback>
+        </mc:AlternateContent>
+      </w:r>
+      <w:r>
+        <w:rPr>
+          <w:rFonts w:ascii="Open Sans Light" w:hAnsi="Open Sans Light" w:cs="Open Sans Light"/>
+          <w:noProof/>
+          <w:color w:val="0A66C2"/>
+          <w:sz w:val="24"/>
+          <w:szCs w:val="24"/>
+          <w:lang w:val="en-US"/>
+        </w:rPr>
+        <w:t>ANTHROPIC ACADEMY</w:t>
+      </w:r>
+      <w:r>
+        <w:rPr>
+          <w:rFonts w:ascii="Open Sans Light" w:hAnsi="Open Sans Light" w:cs="Open Sans Light"/>
+          <w:noProof/>
+          <w:color w:val="0A66C2"/>
+          <w:sz w:val="24"/>
+          <w:szCs w:val="24"/>
+          <w:lang w:val="en-US"/>
+        </w:rPr>
+        <w:tab/>
+      </w:r>
+      <w:r>
+        <w:rPr>
+          <w:rFonts w:ascii="Open Sans Light" w:hAnsi="Open Sans Light" w:cs="Open Sans Light"/>
+          <w:noProof/>
+          <w:color w:val="0A66C2"/>
+          <w:sz w:val="24"/>
+          <w:szCs w:val="24"/>
+          <w:lang w:val="en-US"/>
+        </w:rPr>
+        <w:tab/>
+      </w:r>
+      <w:r>
+        <w:rPr>
+          <w:rFonts w:ascii="Open Sans Light" w:hAnsi="Open Sans Light" w:cs="Open Sans Light"/>
+          <w:noProof/>
+          <w:color w:val="0A66C2"/>
+          <w:sz w:val="24"/>
+          <w:szCs w:val="24"/>
+          <w:lang w:val="en-US"/>
+        </w:rPr>
+        <w:tab/>
+      </w:r>
+      <w:r>
+        <w:rPr>
+          <w:rFonts w:ascii="Open Sans Light" w:hAnsi="Open Sans Light" w:cs="Open Sans Light"/>
+          <w:noProof/>
+          <w:color w:val="0A66C2"/>
+          <w:sz w:val="24"/>
+          <w:szCs w:val="24"/>
+          <w:lang w:val="en-US"/>
+        </w:rPr>
+        <w:tab/>
+      </w:r>
+      <w:r>
+        <w:rPr>
+          <w:rFonts w:ascii="Open Sans Light" w:hAnsi="Open Sans Light" w:cs="Open Sans Light"/>
+          <w:noProof/>
+          <w:color w:val="0A66C2"/>
+          <w:sz w:val="28"/>
+          <w:szCs w:val="28"/>
+          <w:lang w:val="en-US"/>
+        </w:rPr>
+        <w:tab/>
+      </w:r>
+      <w:r>
+        <w:rPr>
+          <w:rFonts w:ascii="Open Sans Light" w:hAnsi="Open Sans Light" w:cs="Open Sans Light"/>
+          <w:noProof/>
+          <w:color w:val="0A66C2"/>
+          <w:sz w:val="28"/>
+          <w:szCs w:val="28"/>
+          <w:lang w:val="en-US"/>
+        </w:rPr>
+        <w:tab/>
+      </w:r>
+      <w:r>
+        <w:rPr>
+          <w:rFonts w:ascii="Open Sans Light" w:hAnsi="Open Sans Light" w:cs="Open Sans Light"/>
+          <w:noProof/>
+          <w:color w:val="0A66C2"/>
+          <w:sz w:val="28"/>
+          <w:szCs w:val="28"/>
+          <w:lang w:val="en-US"/>
+        </w:rPr>
+        <w:tab/>
+      </w:r>
+      <w:r>
+        <w:rPr>
+          <w:rFonts w:ascii="Open Sans Light" w:hAnsi="Open Sans Light" w:cs="Open Sans Light"/>
+          <w:i/>
+          <w:iCs/>
+          <w:noProof/>
+          <w:sz w:val="20"/>
+          <w:szCs w:val="20"/>
+          <w:lang w:val="en-US"/>
+        </w:rPr>
+        <w:t>April, 2026, Kharkiv, Ukraine</w:t>
+      </w:r>
+    </w:p>
+    <w:p>
+      <w:pPr>
+        <w:spacing w:after="0"/>
+        <w:ind w:right="991" w:firstLine="709"/>
+        <w:rPr>
+          <w:rFonts w:ascii="Open Sans Light" w:hAnsi="Open Sans Light" w:cs="Open Sans Light"/>
+          <w:noProof/>
+          <w:sz w:val="18"/>
+          <w:szCs w:val="18"/>
+          <w:lang w:val="en-US"/>
+        </w:rPr>
+      </w:pPr>
+      <w:r>
+        <w:rPr>
+          <w:rFonts w:ascii="Open Sans Light" w:hAnsi="Open Sans Light" w:cs="Open Sans Light"/>
+          <w:noProof/>
+          <w:sz w:val="18"/>
+          <w:szCs w:val="18"/>
+          <w:lang w:val="en-US"/>
+        </w:rPr>
+        <w:t>CLAUDE CODE 101 course</w:t>
+      </w:r>
+    </w:p>
+    <w:p>
+      <w:pPr>
+        <w:spacing w:after="0"/>
+        <w:ind w:left="709"/>
+        <w:rPr>
+          <w:rFonts w:ascii="Open Sans Light" w:hAnsi="Open Sans Light" w:cs="Open Sans Light"/>
+          <w:i/>
+          <w:iCs/>
+          <w:noProof/>
+          <w:sz w:val="20"/>
+          <w:szCs w:val="20"/>
+          <w:lang w:val="en-US"/>
+        </w:rPr>
+      </w:pPr>
       <w:r>
         <w:rPr>
           <w:rFonts w:ascii="Open Sans Light" w:hAnsi="Open Sans Light" w:cs="Open Sans Light"/>
@@ -4643,7 +5219,7 @@
                               <w:szCs w:val="16"/>
                               <w:lang w:val="en-US"/>
                             </w:rPr>
-                            <w:t>13 May 2026</w:t>
+                            <w:t>18 May 2026</w:t>
                           </w:r>
                           <w:r>
                             <w:rPr>
@@ -4743,7 +5319,7 @@
                         <w:szCs w:val="16"/>
                         <w:lang w:val="en-US"/>
                       </w:rPr>
-                      <w:t>13 May 2026</w:t>
+                      <w:t>18 May 2026</w:t>
                     </w:r>
                     <w:r>
                       <w:rPr>
@@ -4971,14 +5547,14 @@
         <v:path o:extrusionok="f" gradientshapeok="t" o:connecttype="rect"/>
         <o:lock v:ext="edit" aspectratio="t"/>
       </v:shapetype>
-      <v:shape id="_x0000_i1034" type="#_x0000_t75" style="width:13.15pt;height:13.15pt;visibility:visible" o:gfxdata="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" o:bullet="t">
+      <v:shape id="_x0000_i1038" type="#_x0000_t75" style="width:13.15pt;height:13.15pt;visibility:visible" o:gfxdata="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" o:bullet="t">
         <v:imagedata r:id="rId1" o:title="" cropbottom="-1179f" cropright="-1179f"/>
       </v:shape>
     </w:pict>
   </w:numPicBullet>
   <w:numPicBullet w:numPicBulletId="1">
     <w:pict>
-      <v:shape id="_x0000_i1035" type="#_x0000_t75" style="width:19.4pt;height:16.9pt;visibility:visible" o:gfxdata="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" o:bullet="t">
+      <v:shape id="_x0000_i1039" type="#_x0000_t75" style="width:19.4pt;height:16.9pt;visibility:visible" o:gfxdata="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" o:bullet="t">
         <v:imagedata r:id="rId2" o:title="" cropbottom="-780f"/>
       </v:shape>
     </w:pict>
